--- a/products-storage/15-otvet-na-pretenziyu-baza/43-pamyatka-kto-komu-otvechaet.docx
+++ b/products-storage/15-otvet-na-pretenziyu-baza/43-pamyatka-kto-komu-otvechaet.docx
@@ -1041,7 +1041,7 @@
                 <w:sz w:val="22"/>
                 <w:szCs w:val="22"/>
               </w:rPr>
-              <w:t xml:space="preserve">Здесь договорная цепочка не защищает: установлено, что имущество повредили вы, — отвечать придётся, есть договор с предъявителем или нет. Спорить в этом основании нужно о факте и причинной связи, а не об адресате. Позиция строится на разграничении зон и допусков — сценарий С5 «Алгоритма: навязывают оплату или исправление чужой вины», документы «Соглашение о разграничении ответственности на площадке» и «Акт передачи фронта работ»</w:t>
+              <w:t>Здесь договорная цепочка не защищает: установлено, что имущество повредили вы, — отвечать придётся, есть договор с предъявителем или нет. Спорить в этом основании нужно о факте и причинной связи, а не об адресате. Позиция строится на разграничении зон и допусков — сценарий С5 «Алгоритма: навязывают оплату или исправление чужой вины», документы «Соглашение о разграничении ответственности на площадке» и «Акт передачи фронта работ», если они подписаны на вашем объекте (шаблонов этих документов в комплекте нет)</w:t>
             </w:r>
           </w:p>
         </w:tc>
@@ -1779,7 +1779,7 @@
                 <w:sz w:val="22"/>
                 <w:szCs w:val="22"/>
               </w:rPr>
-              <w:t xml:space="preserve">Письмо «Ответ на прямое требование заказчика», пункт об осмотре — обязательно; далее сценарий С5 «Алгоритма: навязывают оплату или исправление чужой вины», документы «Соглашение о разграничении ответственности на площадке» и «Акт передачи фронта работ»</w:t>
+              <w:t>Письмо «Ответ на прямое требование заказчика», пункт об осмотре — обязательно; далее сценарий С5 «Алгоритма: навязывают оплату или исправление чужой вины», документы «Соглашение о разграничении ответственности на площадке» и «Акт передачи фронта работ», если они подписаны на вашем объекте (шаблонов этих документов в комплекте нет)</w:t>
             </w:r>
           </w:p>
         </w:tc>

--- a/products-storage/15-otvet-na-pretenziyu-baza/43-pamyatka-kto-komu-otvechaet.docx
+++ b/products-storage/15-otvet-na-pretenziyu-baza/43-pamyatka-kto-komu-otvechaet.docx
@@ -1041,7 +1041,7 @@
                 <w:sz w:val="22"/>
                 <w:szCs w:val="22"/>
               </w:rPr>
-              <w:t>Здесь договорная цепочка не защищает: установлено, что имущество повредили вы, — отвечать придётся, есть договор с предъявителем или нет. Спорить в этом основании нужно о факте и причинной связи, а не об адресате. Позиция строится на разграничении зон и допусков — сценарий С5 «Алгоритма: навязывают оплату или исправление чужой вины», документы «Соглашение о разграничении ответственности на площадке» и «Акт передачи фронта работ», если они подписаны на вашем объекте (шаблонов этих документов в комплекте нет)</w:t>
+              <w:t>Здесь договорная цепочка не защищает: установлено, что имущество повредили вы, — отвечать придётся, есть договор с предъявителем или нет. Спорить в этом основании нужно о факте и причинной связи, а не об адресате. Позиция строится на разграничении зон и допусков — сценарий С5 «Алгоритма: навязывают оплату или исправление чужой вины», документы «Соглашение о разграничении ответственности на площадке» и «Акт передачи фронта работ» — если они подписаны на вашем объекте (шаблоны — файлы 32 и 37, только в «Споре с суммой»)</w:t>
             </w:r>
           </w:p>
         </w:tc>
@@ -1779,7 +1779,7 @@
                 <w:sz w:val="22"/>
                 <w:szCs w:val="22"/>
               </w:rPr>
-              <w:t>Письмо «Ответ на прямое требование заказчика», пункт об осмотре — обязательно; далее сценарий С5 «Алгоритма: навязывают оплату или исправление чужой вины», документы «Соглашение о разграничении ответственности на площадке» и «Акт передачи фронта работ», если они подписаны на вашем объекте (шаблонов этих документов в комплекте нет)</w:t>
+              <w:t>Письмо «Ответ на прямое требование заказчика», пункт об осмотре — обязательно; далее сценарий С5 «Алгоритма: навязывают оплату или исправление чужой вины», документы «Соглашение о разграничении ответственности на площадке» и «Акт передачи фронта работ» — если они подписаны на вашем объекте (шаблоны — файлы 32 и 37, только в «Споре с суммой»)</w:t>
             </w:r>
           </w:p>
         </w:tc>
